--- a/Enterprise_Readiness_Assessment.docx
+++ b/Enterprise_Readiness_Assessment.docx
@@ -124,7 +124,7 @@
         <w:spacing w:after="160"/>
       </w:pPr>
       <w:r>
-        <w:t xml:space="preserve">The MDM Medallion Architecture Demo is a working, single-user, zero-cost portfolio build that genuinely demonstrates the core mechanics of a medallion-architecture MDM platform: metadata-driven validation, deterministic match/merge, survivorship, a stewardship workflow with AI-assisted remediation, and lineage/impact analysis. Every simplification in it was a deliberate, documented trade-off to keep the project runnable locally in a short timeframe.</w:t>
+        <w:t xml:space="preserve">The MDM Medallion Architecture Demo is a working, single-user, zero-cost portfolio build that genuinely demonstrates the core mechanics of a medallion-architecture MDM platform: metadata-driven validation, hybrid deterministic + embedding-similarity match/merge, survivorship, a stewardship workflow with AI-assisted remediation, and lineage/impact analysis. Every simplification in it was a deliberate, documented trade-off to keep the project runnable locally in a short timeframe.</w:t>
       </w:r>
     </w:p>
     <w:p>
@@ -257,79 +257,6 @@
     </w:p>
     <w:p>
       <w:pPr>
-        <w:pStyle w:val="ListParagraph"/>
-        <w:numPr>
-          <w:ilvl w:val="0"/>
-          <w:numId w:val="2"/>
-        </w:numPr>
-        <w:spacing w:after="100"/>
-      </w:pPr>
-      <w:r>
-        <w:t xml:space="preserve">Move survivorship from whole-record (“most recent source wins”) to attribute-level survivorship, with per-column trust and precedence rules — the current design overwrites good data in non-winning fields.</w:t>
-      </w:r>
-    </w:p>
-    <w:p>
-      <w:pPr>
-        <w:pStyle w:val="ListParagraph"/>
-        <w:numPr>
-          <w:ilvl w:val="0"/>
-          <w:numId w:val="2"/>
-        </w:numPr>
-        <w:spacing w:after="100"/>
-      </w:pPr>
-      <w:r>
-        <w:t xml:space="preserve">Add merge/unmerge (split) capability so stewards can reverse an incorrect automatic merge, which the current design has no path to undo.</w:t>
-      </w:r>
-    </w:p>
-    <w:p>
-      <w:pPr>
-        <w:pStyle w:val="ListParagraph"/>
-        <w:numPr>
-          <w:ilvl w:val="0"/>
-          <w:numId w:val="2"/>
-        </w:numPr>
-        <w:spacing w:after="100"/>
-      </w:pPr>
-      <w:r>
-        <w:t xml:space="preserve">Guarantee stable golden IDs across batch and real-time paths; today, IDs generated by real-time reprocessing can diverge from what a full dbt run would assign, which breaks the assumption that a golden ID is a durable key for downstream systems.</w:t>
-      </w:r>
-    </w:p>
-    <w:p>
-      <w:pPr>
-        <w:pStyle w:val="ListParagraph"/>
-        <w:numPr>
-          <w:ilvl w:val="0"/>
-          <w:numId w:val="2"/>
-        </w:numPr>
-        <w:spacing w:after="100"/>
-      </w:pPr>
-      <w:r>
-        <w:t xml:space="preserve">Log rule-override status on steward corrections; corrections currently skip re-validation entirely (an intentional human-in-the-loop demo shortcut), but an enterprise audit trail should still record when an approved correction violates a standing data quality rule.</w:t>
-      </w:r>
-    </w:p>
-    <w:p>
-      <w:pPr>
-        <w:pStyle w:val="ListParagraph"/>
-        <w:numPr>
-          <w:ilvl w:val="0"/>
-          <w:numId w:val="2"/>
-        </w:numPr>
-        <w:spacing w:after="100"/>
-      </w:pPr>
-      <w:r>
-        <w:t xml:space="preserve">Derive the lineage graph from actual pipeline execution metadata rather than statically seeded CSVs, which can silently drift from what the pipeline really does (already happened once with wildcard lineage nodes).</w:t>
-      </w:r>
-    </w:p>
-    <w:p>
-      <w:pPr>
-        <w:pStyle w:val="Heading1"/>
-      </w:pPr>
-      <w:r>
-        <w:t xml:space="preserve">3. Data Quality &amp; Governance</w:t>
-      </w:r>
-    </w:p>
-    <w:p>
-      <w:pPr>
         <w:spacing w:after="160"/>
       </w:pPr>
       <w:r>
@@ -338,59 +265,72 @@
           <w:iCs/>
           <w:color w:val="5B6770"/>
         </w:rPr>
-        <w:t xml:space="preserve">The rules engine and lineage graph are good conceptual scaffolding, but both are simplified to fit a demo’s scope and would need real tooling behind them.</w:t>
-      </w:r>
-    </w:p>
-    <w:p>
-      <w:pPr>
-        <w:pStyle w:val="ListParagraph"/>
-        <w:numPr>
-          <w:ilvl w:val="0"/>
-          <w:numId w:val="2"/>
-        </w:numPr>
-        <w:spacing w:after="100"/>
-      </w:pPr>
-      <w:r>
-        <w:t xml:space="preserve">Replace the hardcoded SQL interpretation of column_rules.csv with a pluggable, versioned rule-execution framework (e.g., Great Expectations, Soda, or a custom rules DSL) supporting rollback and change history.</w:t>
-      </w:r>
-    </w:p>
-    <w:p>
-      <w:pPr>
-        <w:pStyle w:val="ListParagraph"/>
-        <w:numPr>
-          <w:ilvl w:val="0"/>
-          <w:numId w:val="2"/>
-        </w:numPr>
-        <w:spacing w:after="100"/>
-      </w:pPr>
-      <w:r>
-        <w:t xml:space="preserve">Add data quality scorecards and SLA tracking — validation pass rate, match rate, duplicate rate — trended over time, not just a point-in-time exception queue.</w:t>
-      </w:r>
-    </w:p>
-    <w:p>
-      <w:pPr>
-        <w:pStyle w:val="ListParagraph"/>
-        <w:numPr>
-          <w:ilvl w:val="0"/>
-          <w:numId w:val="2"/>
-        </w:numPr>
-        <w:spacing w:after="100"/>
-      </w:pPr>
-      <w:r>
-        <w:t xml:space="preserve">Federate lineage and business glossary metadata into an enterprise catalog (Collibra, Alation, or an open-source equivalent) instead of keeping it local to this application.</w:t>
-      </w:r>
-    </w:p>
-    <w:p>
-      <w:pPr>
-        <w:pStyle w:val="ListParagraph"/>
-        <w:numPr>
-          <w:ilvl w:val="0"/>
-          <w:numId w:val="2"/>
-        </w:numPr>
-        <w:spacing w:after="100"/>
-      </w:pPr>
-      <w:r>
-        <w:t xml:space="preserve">Add data retention, archival, and right-to-be-forgotten workflows (GDPR/CCPA) — soft-delete, anonymization, and purge are not implemented for source or golden records.</w:t>
+        <w:t xml:space="preserve">Update (July 2026): matching now has a fuzzy tier — TF-IDF character n-gram embedding similarity over name/address text, blocked by state, with high-confidence matches auto-merging and borderline ones routed to a new Match Review queue for a steward to confirm or reject (see the Design Document, Section 3.3.1). This closes the "no fuzzy matching at all" gap, but it is a lightweight, deliberately non-neural technique with a single similarity signal — the harder items below (phonetic algorithms, configurable per-field match weights, an ML-based/learned confidence model) remain open requirements for enterprise-scale matching.</w:t>
+      </w:r>
+    </w:p>
+    <w:p>
+      <w:pPr>
+        <w:pStyle w:val="ListParagraph"/>
+        <w:numPr>
+          <w:ilvl w:val="0"/>
+          <w:numId w:val="2"/>
+        </w:numPr>
+        <w:spacing w:after="100"/>
+      </w:pPr>
+      <w:r>
+        <w:t xml:space="preserve">Move survivorship from whole-record (“most recent source wins”) to attribute-level survivorship, with per-column trust and precedence rules — the current design overwrites good data in non-winning fields.</w:t>
+      </w:r>
+    </w:p>
+    <w:p>
+      <w:pPr>
+        <w:pStyle w:val="ListParagraph"/>
+        <w:numPr>
+          <w:ilvl w:val="0"/>
+          <w:numId w:val="2"/>
+        </w:numPr>
+        <w:spacing w:after="100"/>
+      </w:pPr>
+      <w:r>
+        <w:t xml:space="preserve">Add merge/unmerge (split) capability so stewards can reverse an incorrect automatic merge, which the current design has no path to undo.</w:t>
+      </w:r>
+    </w:p>
+    <w:p>
+      <w:pPr>
+        <w:pStyle w:val="ListParagraph"/>
+        <w:numPr>
+          <w:ilvl w:val="0"/>
+          <w:numId w:val="2"/>
+        </w:numPr>
+        <w:spacing w:after="100"/>
+      </w:pPr>
+      <w:r>
+        <w:t xml:space="preserve">Guarantee stable golden IDs across batch and real-time paths; today, IDs generated by real-time reprocessing can diverge from what a full dbt run would assign, which breaks the assumption that a golden ID is a durable key for downstream systems. Real-time reprocessing also still only runs the deterministic tier — it does not run the fuzzy embedding-similarity tier at all, so a correction that would only be caught by fuzzy matching won't be found until the next batch rebuild.</w:t>
+      </w:r>
+    </w:p>
+    <w:p>
+      <w:pPr>
+        <w:pStyle w:val="ListParagraph"/>
+        <w:numPr>
+          <w:ilvl w:val="0"/>
+          <w:numId w:val="2"/>
+        </w:numPr>
+        <w:spacing w:after="100"/>
+      </w:pPr>
+      <w:r>
+        <w:t xml:space="preserve">Log rule-override status on steward corrections; corrections currently skip re-validation entirely (an intentional human-in-the-loop demo shortcut), but an enterprise audit trail should still record when an approved correction violates a standing data quality rule.</w:t>
+      </w:r>
+    </w:p>
+    <w:p>
+      <w:pPr>
+        <w:pStyle w:val="ListParagraph"/>
+        <w:numPr>
+          <w:ilvl w:val="0"/>
+          <w:numId w:val="2"/>
+        </w:numPr>
+        <w:spacing w:after="100"/>
+      </w:pPr>
+      <w:r>
+        <w:t xml:space="preserve">Derive the lineage graph from actual pipeline execution metadata rather than statically seeded CSVs, which can silently drift from what the pipeline really does (already happened once with wildcard lineage nodes).</w:t>
       </w:r>
     </w:p>
     <w:p>
@@ -398,7 +338,7 @@
         <w:pStyle w:val="Heading1"/>
       </w:pPr>
       <w:r>
-        <w:t xml:space="preserve">4. Security &amp; Identity</w:t>
+        <w:t xml:space="preserve">3. Data Quality &amp; Governance</w:t>
       </w:r>
     </w:p>
     <w:p>
@@ -411,7 +351,67 @@
           <w:iCs/>
           <w:color w:val="5B6770"/>
         </w:rPr>
-        <w:t xml:space="preserve">Authentication is a from-scratch, demo-scoped implementation by design. None of it is wrong for a portfolio project, but every item below is a hard requirement before this could hold real customer data.</w:t>
+        <w:t xml:space="preserve">The rules engine and lineage graph are good conceptual scaffolding, but both are simplified to fit a demo’s scope and would need real tooling behind them.</w:t>
+      </w:r>
+    </w:p>
+    <w:p>
+      <w:pPr>
+        <w:pStyle w:val="ListParagraph"/>
+        <w:numPr>
+          <w:ilvl w:val="0"/>
+          <w:numId w:val="2"/>
+        </w:numPr>
+        <w:spacing w:after="100"/>
+      </w:pPr>
+      <w:r>
+        <w:t xml:space="preserve">Replace the hardcoded SQL interpretation of column_rules.csv with a pluggable, versioned rule-execution framework (e.g., Great Expectations, Soda, or a custom rules DSL) supporting rollback and change history.</w:t>
+      </w:r>
+    </w:p>
+    <w:p>
+      <w:pPr>
+        <w:pStyle w:val="ListParagraph"/>
+        <w:numPr>
+          <w:ilvl w:val="0"/>
+          <w:numId w:val="2"/>
+        </w:numPr>
+        <w:spacing w:after="100"/>
+      </w:pPr>
+      <w:r>
+        <w:t xml:space="preserve">Add data quality scorecards and SLA tracking — validation pass rate, match rate, duplicate rate — trended over time, not just a point-in-time exception queue.</w:t>
+      </w:r>
+    </w:p>
+    <w:p>
+      <w:pPr>
+        <w:pStyle w:val="ListParagraph"/>
+        <w:numPr>
+          <w:ilvl w:val="0"/>
+          <w:numId w:val="2"/>
+        </w:numPr>
+        <w:spacing w:after="100"/>
+      </w:pPr>
+      <w:r>
+        <w:t xml:space="preserve">Federate lineage and business glossary metadata into an enterprise catalog (Collibra, Alation, or an open-source equivalent) instead of keeping it local to this application.</w:t>
+      </w:r>
+    </w:p>
+    <w:p>
+      <w:pPr>
+        <w:pStyle w:val="ListParagraph"/>
+        <w:numPr>
+          <w:ilvl w:val="0"/>
+          <w:numId w:val="2"/>
+        </w:numPr>
+        <w:spacing w:after="100"/>
+      </w:pPr>
+      <w:r>
+        <w:t xml:space="preserve">Add data retention, archival, and right-to-be-forgotten workflows (GDPR/CCPA) — soft-delete, anonymization, and purge are not implemented for source or golden records.</w:t>
+      </w:r>
+    </w:p>
+    <w:p>
+      <w:pPr>
+        <w:pStyle w:val="Heading1"/>
+      </w:pPr>
+      <w:r>
+        <w:t xml:space="preserve">4. Security &amp; Identity</w:t>
       </w:r>
     </w:p>
     <w:p>
@@ -424,80 +424,7 @@
           <w:iCs/>
           <w:color w:val="5B6770"/>
         </w:rPr>
-        <w:t xml:space="preserve">Update (July 2026): the Data Stewardship Console was previously unauthenticated; it now requires sign-in and enforces the dataSteward/dataOwner role check (see the Design Document, Sections 4.1 and 7.2), sharing a browser-side session token with the Portal so a user signs in once per browser session rather than twice. This closes that specific internal gap, but it is lightweight app-level session sharing, not the enterprise SSO/SAML/OIDC federation called for below, which remains an open requirement.</w:t>
-      </w:r>
-    </w:p>
-    <w:p>
-      <w:pPr>
-        <w:pStyle w:val="ListParagraph"/>
-        <w:numPr>
-          <w:ilvl w:val="0"/>
-          <w:numId w:val="2"/>
-        </w:numPr>
-        <w:spacing w:after="100"/>
-      </w:pPr>
-      <w:r>
-        <w:t xml:space="preserve">Replace bcrypt + bearer tokens with enterprise SSO/SAML/OIDC via an identity provider (Okta, Azure AD, PingFederate), plus MFA and short-lived access tokens with refresh tokens instead of a flat 8-hour session.</w:t>
-      </w:r>
-    </w:p>
-    <w:p>
-      <w:pPr>
-        <w:pStyle w:val="ListParagraph"/>
-        <w:numPr>
-          <w:ilvl w:val="0"/>
-          <w:numId w:val="2"/>
-        </w:numPr>
-        <w:spacing w:after="100"/>
-      </w:pPr>
-      <w:r>
-        <w:t xml:space="preserve">Add field-level masking and attribute-based access control — the current read/read_write/none gold_access flag is coarse; PII fields (SSN, DOB, etc.) typically need masking independent of general read access, especially with four distinct roles now in play.</w:t>
-      </w:r>
-    </w:p>
-    <w:p>
-      <w:pPr>
-        <w:pStyle w:val="ListParagraph"/>
-        <w:numPr>
-          <w:ilvl w:val="0"/>
-          <w:numId w:val="2"/>
-        </w:numPr>
-        <w:spacing w:after="100"/>
-      </w:pPr>
-      <w:r>
-        <w:t xml:space="preserve">Log who viewed sensitive records, not just who edited them — required for SOX/GDPR/HIPAA-style compliance depending on the data domain.</w:t>
-      </w:r>
-    </w:p>
-    <w:p>
-      <w:pPr>
-        <w:pStyle w:val="ListParagraph"/>
-        <w:numPr>
-          <w:ilvl w:val="0"/>
-          <w:numId w:val="2"/>
-        </w:numPr>
-        <w:spacing w:after="100"/>
-      </w:pPr>
-      <w:r>
-        <w:t xml:space="preserve">Move secrets (e.g., ANTHROPIC_API_KEY) out of plain environment variables and into a secrets manager (Vault, AWS Secrets Manager, Azure Key Vault).</w:t>
-      </w:r>
-    </w:p>
-    <w:p>
-      <w:pPr>
-        <w:pStyle w:val="ListParagraph"/>
-        <w:numPr>
-          <w:ilvl w:val="0"/>
-          <w:numId w:val="2"/>
-        </w:numPr>
-        <w:spacing w:after="100"/>
-      </w:pPr>
-      <w:r>
-        <w:t xml:space="preserve">Add rate limiting, a WAF, and systematic input validation hardening at the API layer.</w:t>
-      </w:r>
-    </w:p>
-    <w:p>
-      <w:pPr>
-        <w:pStyle w:val="Heading1"/>
-      </w:pPr>
-      <w:r>
-        <w:t xml:space="preserve">5. API &amp; Integration</w:t>
+        <w:t xml:space="preserve">Authentication is a from-scratch, demo-scoped implementation by design. None of it is wrong for a portfolio project, but every item below is a hard requirement before this could hold real customer data.</w:t>
       </w:r>
     </w:p>
     <w:p>
@@ -510,59 +437,72 @@
           <w:iCs/>
           <w:color w:val="5B6770"/>
         </w:rPr>
-        <w:t xml:space="preserve">The REST API is a clean, well-documented surface for a demo, but enterprise consumers need more than point-in-time CRUD over HTTP.</w:t>
-      </w:r>
-    </w:p>
-    <w:p>
-      <w:pPr>
-        <w:pStyle w:val="ListParagraph"/>
-        <w:numPr>
-          <w:ilvl w:val="0"/>
-          <w:numId w:val="2"/>
-        </w:numPr>
-        <w:spacing w:after="100"/>
-      </w:pPr>
-      <w:r>
-        <w:t xml:space="preserve">Adopt a formal API versioning and deprecation policy beyond the /v1 URL prefix convention, backed by contract tests.</w:t>
-      </w:r>
-    </w:p>
-    <w:p>
-      <w:pPr>
-        <w:pStyle w:val="ListParagraph"/>
-        <w:numPr>
-          <w:ilvl w:val="0"/>
-          <w:numId w:val="2"/>
-        </w:numPr>
-        <w:spacing w:after="100"/>
-      </w:pPr>
-      <w:r>
-        <w:t xml:space="preserve">Add event-driven integration (Kafka or an equivalent event bus) so downstream systems can subscribe to golden-record change events instead of polling REST endpoints.</w:t>
-      </w:r>
-    </w:p>
-    <w:p>
-      <w:pPr>
-        <w:pStyle w:val="ListParagraph"/>
-        <w:numPr>
-          <w:ilvl w:val="0"/>
-          <w:numId w:val="2"/>
-        </w:numPr>
-        <w:spacing w:after="100"/>
-      </w:pPr>
-      <w:r>
-        <w:t xml:space="preserve">Add bulk import/export endpoints — enterprise consumers frequently need batch operations, not just row-by-row calls.</w:t>
-      </w:r>
-    </w:p>
-    <w:p>
-      <w:pPr>
-        <w:pStyle w:val="ListParagraph"/>
-        <w:numPr>
-          <w:ilvl w:val="0"/>
-          <w:numId w:val="2"/>
-        </w:numPr>
-        <w:spacing w:after="100"/>
-      </w:pPr>
-      <w:r>
-        <w:t xml:space="preserve">Add idempotency keys on write endpoints so retried PUT/POST calls can’t cause duplicate processing in a distributed deployment.</w:t>
+        <w:t xml:space="preserve">Update (July 2026): the Data Stewardship Console was previously unauthenticated; it now requires sign-in and enforces the dataSteward/dataOwner role check (see the Design Document, Sections 4.1 and 7.2), sharing a browser-side session token with the Portal so a user signs in once per browser session rather than twice. This closes that specific internal gap, but it is lightweight app-level session sharing, not the enterprise SSO/SAML/OIDC federation called for below, which remains an open requirement.</w:t>
+      </w:r>
+    </w:p>
+    <w:p>
+      <w:pPr>
+        <w:pStyle w:val="ListParagraph"/>
+        <w:numPr>
+          <w:ilvl w:val="0"/>
+          <w:numId w:val="2"/>
+        </w:numPr>
+        <w:spacing w:after="100"/>
+      </w:pPr>
+      <w:r>
+        <w:t xml:space="preserve">Replace bcrypt + bearer tokens with enterprise SSO/SAML/OIDC via an identity provider (Okta, Azure AD, PingFederate), plus MFA and short-lived access tokens with refresh tokens instead of a flat 8-hour session.</w:t>
+      </w:r>
+    </w:p>
+    <w:p>
+      <w:pPr>
+        <w:pStyle w:val="ListParagraph"/>
+        <w:numPr>
+          <w:ilvl w:val="0"/>
+          <w:numId w:val="2"/>
+        </w:numPr>
+        <w:spacing w:after="100"/>
+      </w:pPr>
+      <w:r>
+        <w:t xml:space="preserve">Add field-level masking and attribute-based access control — the current read/read_write/none gold_access flag is coarse; PII fields (SSN, DOB, etc.) typically need masking independent of general read access, especially with four distinct roles now in play.</w:t>
+      </w:r>
+    </w:p>
+    <w:p>
+      <w:pPr>
+        <w:pStyle w:val="ListParagraph"/>
+        <w:numPr>
+          <w:ilvl w:val="0"/>
+          <w:numId w:val="2"/>
+        </w:numPr>
+        <w:spacing w:after="100"/>
+      </w:pPr>
+      <w:r>
+        <w:t xml:space="preserve">Log who viewed sensitive records, not just who edited them — required for SOX/GDPR/HIPAA-style compliance depending on the data domain.</w:t>
+      </w:r>
+    </w:p>
+    <w:p>
+      <w:pPr>
+        <w:pStyle w:val="ListParagraph"/>
+        <w:numPr>
+          <w:ilvl w:val="0"/>
+          <w:numId w:val="2"/>
+        </w:numPr>
+        <w:spacing w:after="100"/>
+      </w:pPr>
+      <w:r>
+        <w:t xml:space="preserve">Move secrets (e.g., ANTHROPIC_API_KEY) out of plain environment variables and into a secrets manager (Vault, AWS Secrets Manager, Azure Key Vault).</w:t>
+      </w:r>
+    </w:p>
+    <w:p>
+      <w:pPr>
+        <w:pStyle w:val="ListParagraph"/>
+        <w:numPr>
+          <w:ilvl w:val="0"/>
+          <w:numId w:val="2"/>
+        </w:numPr>
+        <w:spacing w:after="100"/>
+      </w:pPr>
+      <w:r>
+        <w:t xml:space="preserve">Add rate limiting, a WAF, and systematic input validation hardening at the API layer.</w:t>
       </w:r>
     </w:p>
     <w:p>
@@ -570,7 +510,7 @@
         <w:pStyle w:val="Heading1"/>
       </w:pPr>
       <w:r>
-        <w:t xml:space="preserve">6. Reliability &amp; Operations</w:t>
+        <w:t xml:space="preserve">5. API &amp; Integration</w:t>
       </w:r>
     </w:p>
     <w:p>
@@ -583,6 +523,79 @@
           <w:iCs/>
           <w:color w:val="5B6770"/>
         </w:rPr>
+        <w:t xml:space="preserve">The REST API is a clean, well-documented surface for a demo, but enterprise consumers need more than point-in-time CRUD over HTTP.</w:t>
+      </w:r>
+    </w:p>
+    <w:p>
+      <w:pPr>
+        <w:pStyle w:val="ListParagraph"/>
+        <w:numPr>
+          <w:ilvl w:val="0"/>
+          <w:numId w:val="2"/>
+        </w:numPr>
+        <w:spacing w:after="100"/>
+      </w:pPr>
+      <w:r>
+        <w:t xml:space="preserve">Adopt a formal API versioning and deprecation policy beyond the /v1 URL prefix convention, backed by contract tests.</w:t>
+      </w:r>
+    </w:p>
+    <w:p>
+      <w:pPr>
+        <w:pStyle w:val="ListParagraph"/>
+        <w:numPr>
+          <w:ilvl w:val="0"/>
+          <w:numId w:val="2"/>
+        </w:numPr>
+        <w:spacing w:after="100"/>
+      </w:pPr>
+      <w:r>
+        <w:t xml:space="preserve">Add event-driven integration (Kafka or an equivalent event bus) so downstream systems can subscribe to golden-record change events instead of polling REST endpoints.</w:t>
+      </w:r>
+    </w:p>
+    <w:p>
+      <w:pPr>
+        <w:pStyle w:val="ListParagraph"/>
+        <w:numPr>
+          <w:ilvl w:val="0"/>
+          <w:numId w:val="2"/>
+        </w:numPr>
+        <w:spacing w:after="100"/>
+      </w:pPr>
+      <w:r>
+        <w:t xml:space="preserve">Add bulk import/export endpoints — enterprise consumers frequently need batch operations, not just row-by-row calls.</w:t>
+      </w:r>
+    </w:p>
+    <w:p>
+      <w:pPr>
+        <w:pStyle w:val="ListParagraph"/>
+        <w:numPr>
+          <w:ilvl w:val="0"/>
+          <w:numId w:val="2"/>
+        </w:numPr>
+        <w:spacing w:after="100"/>
+      </w:pPr>
+      <w:r>
+        <w:t xml:space="preserve">Add idempotency keys on write endpoints so retried PUT/POST calls can’t cause duplicate processing in a distributed deployment.</w:t>
+      </w:r>
+    </w:p>
+    <w:p>
+      <w:pPr>
+        <w:pStyle w:val="Heading1"/>
+      </w:pPr>
+      <w:r>
+        <w:t xml:space="preserve">6. Reliability &amp; Operations</w:t>
+      </w:r>
+    </w:p>
+    <w:p>
+      <w:pPr>
+        <w:spacing w:after="160"/>
+      </w:pPr>
+      <w:r>
+        <w:rPr>
+          <w:i/>
+          <w:iCs/>
+          <w:color w:val="5B6770"/>
+        </w:rPr>
         <w:t xml:space="preserve">There is currently no automated testing, monitoring, or disaster recovery story — acceptable for a local demo, disqualifying for production.</w:t>
       </w:r>
     </w:p>
@@ -648,7 +661,7 @@
         <w:spacing w:after="100"/>
       </w:pPr>
       <w:r>
-        <w:t xml:space="preserve">Pin and vulnerability-scan all dependencies (pandas, numpy, fastapi, uvicorn, anthropic, and pydantic are currently unpinned in requirements.txt) using Dependabot, Snyk, or equivalent.</w:t>
+        <w:t xml:space="preserve">Pin and vulnerability-scan all dependencies (pandas, numpy, scikit-learn, faker, fastapi, uvicorn, anthropic, and pydantic are currently unpinned in requirements.txt) using Dependabot, Snyk, or equivalent.</w:t>
       </w:r>
     </w:p>
     <w:p>
@@ -1023,7 +1036,7 @@
                 <w:sz w:val="20"/>
                 <w:szCs w:val="20"/>
               </w:rPr>
-              <w:t xml:space="preserve">Probabilistic matching, attribute-level survivorship, merge/unmerge, stable golden IDs</w:t>
+              <w:t xml:space="preserve">Advanced probabilistic/ML matching (phonetic algorithms, learned per-field weights) beyond the basic embedding-similarity tier now in place, attribute-level survivorship, merge/unmerge, stable golden IDs</w:t>
             </w:r>
           </w:p>
         </w:tc>

--- a/Enterprise_Readiness_Assessment.docx
+++ b/Enterprise_Readiness_Assessment.docx
@@ -322,27 +322,6 @@
     </w:p>
     <w:p>
       <w:pPr>
-        <w:pStyle w:val="ListParagraph"/>
-        <w:numPr>
-          <w:ilvl w:val="0"/>
-          <w:numId w:val="2"/>
-        </w:numPr>
-        <w:spacing w:after="100"/>
-      </w:pPr>
-      <w:r>
-        <w:t xml:space="preserve">Derive the lineage graph from actual pipeline execution metadata rather than statically seeded CSVs, which can silently drift from what the pipeline really does (already happened once with wildcard lineage nodes).</w:t>
-      </w:r>
-    </w:p>
-    <w:p>
-      <w:pPr>
-        <w:pStyle w:val="Heading1"/>
-      </w:pPr>
-      <w:r>
-        <w:t xml:space="preserve">3. Data Quality &amp; Governance</w:t>
-      </w:r>
-    </w:p>
-    <w:p>
-      <w:pPr>
         <w:spacing w:after="160"/>
       </w:pPr>
       <w:r>
@@ -351,59 +330,20 @@
           <w:iCs/>
           <w:color w:val="5B6770"/>
         </w:rPr>
-        <w:t xml:space="preserve">The rules engine and lineage graph are good conceptual scaffolding, but both are simplified to fit a demo’s scope and would need real tooling behind them.</w:t>
-      </w:r>
-    </w:p>
-    <w:p>
-      <w:pPr>
-        <w:pStyle w:val="ListParagraph"/>
-        <w:numPr>
-          <w:ilvl w:val="0"/>
-          <w:numId w:val="2"/>
-        </w:numPr>
-        <w:spacing w:after="100"/>
-      </w:pPr>
-      <w:r>
-        <w:t xml:space="preserve">Replace the hardcoded SQL interpretation of column_rules.csv with a pluggable, versioned rule-execution framework (e.g., Great Expectations, Soda, or a custom rules DSL) supporting rollback and change history.</w:t>
-      </w:r>
-    </w:p>
-    <w:p>
-      <w:pPr>
-        <w:pStyle w:val="ListParagraph"/>
-        <w:numPr>
-          <w:ilvl w:val="0"/>
-          <w:numId w:val="2"/>
-        </w:numPr>
-        <w:spacing w:after="100"/>
-      </w:pPr>
-      <w:r>
-        <w:t xml:space="preserve">Add data quality scorecards and SLA tracking — validation pass rate, match rate, duplicate rate — trended over time, not just a point-in-time exception queue.</w:t>
-      </w:r>
-    </w:p>
-    <w:p>
-      <w:pPr>
-        <w:pStyle w:val="ListParagraph"/>
-        <w:numPr>
-          <w:ilvl w:val="0"/>
-          <w:numId w:val="2"/>
-        </w:numPr>
-        <w:spacing w:after="100"/>
-      </w:pPr>
-      <w:r>
-        <w:t xml:space="preserve">Federate lineage and business glossary metadata into an enterprise catalog (Collibra, Alation, or an open-source equivalent) instead of keeping it local to this application.</w:t>
-      </w:r>
-    </w:p>
-    <w:p>
-      <w:pPr>
-        <w:pStyle w:val="ListParagraph"/>
-        <w:numPr>
-          <w:ilvl w:val="0"/>
-          <w:numId w:val="2"/>
-        </w:numPr>
-        <w:spacing w:after="100"/>
-      </w:pPr>
-      <w:r>
-        <w:t xml:space="preserve">Add data retention, archival, and right-to-be-forgotten workflows (GDPR/CCPA) — soft-delete, anonymization, and purge are not implemented for source or golden records.</w:t>
+        <w:t xml:space="preserve">Update (July 2026): a gold-layer audit trail now exists (see the Design Document, Section 3.6) — every golden record’s creation, edit (manual or systemic), and logical delete is captured in an append-only audit.audit_trail table with before/after field values, the acting user or system, and a reason, readable via GET /api/v1/customers/{golden_id}/audit-trail. This closes the general “no audit trail” gap for gold-layer changes, but it does not yet specifically flag when an approved correction overrode a failing validation rule — that narrower tagging remains an open item.</w:t>
+      </w:r>
+    </w:p>
+    <w:p>
+      <w:pPr>
+        <w:pStyle w:val="ListParagraph"/>
+        <w:numPr>
+          <w:ilvl w:val="0"/>
+          <w:numId w:val="2"/>
+        </w:numPr>
+        <w:spacing w:after="100"/>
+      </w:pPr>
+      <w:r>
+        <w:t xml:space="preserve">Derive the lineage graph from actual pipeline execution metadata rather than statically seeded CSVs, which can silently drift from what the pipeline really does (already happened once with wildcard lineage nodes).</w:t>
       </w:r>
     </w:p>
     <w:p>
@@ -411,7 +351,7 @@
         <w:pStyle w:val="Heading1"/>
       </w:pPr>
       <w:r>
-        <w:t xml:space="preserve">4. Security &amp; Identity</w:t>
+        <w:t xml:space="preserve">3. Data Quality &amp; Governance</w:t>
       </w:r>
     </w:p>
     <w:p>
@@ -424,7 +364,67 @@
           <w:iCs/>
           <w:color w:val="5B6770"/>
         </w:rPr>
-        <w:t xml:space="preserve">Authentication is a from-scratch, demo-scoped implementation by design. None of it is wrong for a portfolio project, but every item below is a hard requirement before this could hold real customer data.</w:t>
+        <w:t xml:space="preserve">The rules engine and lineage graph are good conceptual scaffolding, but both are simplified to fit a demo’s scope and would need real tooling behind them.</w:t>
+      </w:r>
+    </w:p>
+    <w:p>
+      <w:pPr>
+        <w:pStyle w:val="ListParagraph"/>
+        <w:numPr>
+          <w:ilvl w:val="0"/>
+          <w:numId w:val="2"/>
+        </w:numPr>
+        <w:spacing w:after="100"/>
+      </w:pPr>
+      <w:r>
+        <w:t xml:space="preserve">Replace the hardcoded SQL interpretation of column_rules.csv with a pluggable, versioned rule-execution framework (e.g., Great Expectations, Soda, or a custom rules DSL) supporting rollback and change history.</w:t>
+      </w:r>
+    </w:p>
+    <w:p>
+      <w:pPr>
+        <w:pStyle w:val="ListParagraph"/>
+        <w:numPr>
+          <w:ilvl w:val="0"/>
+          <w:numId w:val="2"/>
+        </w:numPr>
+        <w:spacing w:after="100"/>
+      </w:pPr>
+      <w:r>
+        <w:t xml:space="preserve">Add data quality scorecards and SLA tracking — validation pass rate, match rate, duplicate rate — trended over time, not just a point-in-time exception queue.</w:t>
+      </w:r>
+    </w:p>
+    <w:p>
+      <w:pPr>
+        <w:pStyle w:val="ListParagraph"/>
+        <w:numPr>
+          <w:ilvl w:val="0"/>
+          <w:numId w:val="2"/>
+        </w:numPr>
+        <w:spacing w:after="100"/>
+      </w:pPr>
+      <w:r>
+        <w:t xml:space="preserve">Federate lineage and business glossary metadata into an enterprise catalog (Collibra, Alation, or an open-source equivalent) instead of keeping it local to this application.</w:t>
+      </w:r>
+    </w:p>
+    <w:p>
+      <w:pPr>
+        <w:pStyle w:val="ListParagraph"/>
+        <w:numPr>
+          <w:ilvl w:val="0"/>
+          <w:numId w:val="2"/>
+        </w:numPr>
+        <w:spacing w:after="100"/>
+      </w:pPr>
+      <w:r>
+        <w:t xml:space="preserve">Add data retention, archival, and right-to-be-forgotten workflows (GDPR/CCPA) — soft-delete, anonymization, and purge are not implemented for source or golden records.</w:t>
+      </w:r>
+    </w:p>
+    <w:p>
+      <w:pPr>
+        <w:pStyle w:val="Heading1"/>
+      </w:pPr>
+      <w:r>
+        <w:t xml:space="preserve">4. Security &amp; Identity</w:t>
       </w:r>
     </w:p>
     <w:p>
@@ -437,6 +437,19 @@
           <w:iCs/>
           <w:color w:val="5B6770"/>
         </w:rPr>
+        <w:t xml:space="preserve">Authentication is a from-scratch, demo-scoped implementation by design. None of it is wrong for a portfolio project, but every item below is a hard requirement before this could hold real customer data.</w:t>
+      </w:r>
+    </w:p>
+    <w:p>
+      <w:pPr>
+        <w:spacing w:after="160"/>
+      </w:pPr>
+      <w:r>
+        <w:rPr>
+          <w:i/>
+          <w:iCs/>
+          <w:color w:val="5B6770"/>
+        </w:rPr>
         <w:t xml:space="preserve">Update (July 2026): the Data Stewardship Console was previously unauthenticated; it now requires sign-in and enforces the dataSteward/dataOwner role check (see the Design Document, Sections 4.1 and 7.2), sharing a browser-side session token with the Portal so a user signs in once per browser session rather than twice. This closes that specific internal gap, but it is lightweight app-level session sharing, not the enterprise SSO/SAML/OIDC federation called for below, which remains an open requirement.</w:t>
       </w:r>
     </w:p>
@@ -477,6 +490,19 @@
       </w:pPr>
       <w:r>
         <w:t xml:space="preserve">Log who viewed sensitive records, not just who edited them — required for SOX/GDPR/HIPAA-style compliance depending on the data domain.</w:t>
+      </w:r>
+    </w:p>
+    <w:p>
+      <w:pPr>
+        <w:spacing w:after="160"/>
+      </w:pPr>
+      <w:r>
+        <w:rPr>
+          <w:i/>
+          <w:iCs/>
+          <w:color w:val="5B6770"/>
+        </w:rPr>
+        <w:t xml:space="preserve">Update (July 2026): the new gold-layer audit trail (Design Document, Section 3.6) records every creation, edit, and logical delete with actor attribution, but — consistent with the gap noted above — it does not log read/view access; who viewed a sensitive record is still not captured anywhere in the system.</w:t>
       </w:r>
     </w:p>
     <w:p>

--- a/Enterprise_Readiness_Assessment.docx
+++ b/Enterprise_Readiness_Assessment.docx
@@ -266,6 +266,19 @@
           <w:color w:val="5B6770"/>
         </w:rPr>
         <w:t xml:space="preserve">Update (July 2026): matching now has a fuzzy tier — TF-IDF character n-gram embedding similarity over name/address text, blocked by state, with high-confidence matches auto-merging and borderline ones routed to a new Match Review queue for a steward to confirm or reject (see the Design Document, Section 3.3.1). This closes the "no fuzzy matching at all" gap, but it is a lightweight, deliberately non-neural technique with a single similarity signal — the harder items below (phonetic algorithms, configurable per-field match weights, an ML-based/learned confidence model) remain open requirements for enterprise-scale matching.</w:t>
+      </w:r>
+    </w:p>
+    <w:p>
+      <w:pPr>
+        <w:spacing w:after="160"/>
+      </w:pPr>
+      <w:r>
+        <w:rPr>
+          <w:i/>
+          <w:iCs/>
+          <w:color w:val="5B6770"/>
+        </w:rPr>
+        <w:t xml:space="preserve">Update (July 2026): tier and threshold configuration is now metadata-driven (dbt_project/seeds/matching_thresholds.csv and matching_rules.csv), rather than hardcoded constants in scripts/generate_matches.py -- adding a tier, changing which fields an existing tier compares, or recalibrating a threshold is now a seed-data change, not a code change (see the Design Document, Section 3.3.1). This closes the "confidence tiers" half of the original gap above -- tiers themselves are configurable now -- but phonetic algorithms, genuinely configurable per-field match weights within a tier, and an ML-based/learned confidence model remain open requirements, as noted above.</w:t>
       </w:r>
     </w:p>
     <w:p>

--- a/Enterprise_Readiness_Assessment.docx
+++ b/Enterprise_Readiness_Assessment.docx
@@ -739,6 +739,19 @@
     </w:p>
     <w:p>
       <w:pPr>
+        <w:spacing w:after="160"/>
+      </w:pPr>
+      <w:r>
+        <w:rPr>
+          <w:i/>
+          <w:iCs/>
+          <w:color w:val="5B6770"/>
+        </w:rPr>
+        <w:t xml:space="preserve">Update (July 2026): a generic maker-checker approval workflow engine now exists (Design Document, Section 4.4), gating exception remediation, gold-record edits, Match Review confirmations, and user administration changes behind role-based approval chains (single-level quorums or sequential multi-level sign-off), with a maker never able to approve their own submission. This closes the “who approves what” half of the gap above for the actions it covers, but escalation paths, SLA/queue-aging targets, and a formal RACI document remain open requirements — the engine enforces who must decide, not how quickly.</w:t>
+      </w:r>
+    </w:p>
+    <w:p>
+      <w:pPr>
         <w:pStyle w:val="ListParagraph"/>
         <w:numPr>
           <w:ilvl w:val="0"/>
@@ -748,6 +761,19 @@
       </w:pPr>
       <w:r>
         <w:t xml:space="preserve">Introduce change management for metadata changes; editing column_rules.csv or lineage_edges.csv today is a direct file edit with no review, approval, or version history.</w:t>
+      </w:r>
+    </w:p>
+    <w:p>
+      <w:pPr>
+        <w:spacing w:after="160"/>
+      </w:pPr>
+      <w:r>
+        <w:rPr>
+          <w:i/>
+          <w:iCs/>
+          <w:color w:val="5B6770"/>
+        </w:rPr>
+        <w:t xml:space="preserve">Update (July 2026): the same maker-checker engine is designed to extend to metadata changes themselves — a planned Rules Configuration screen (Data Governance, not yet built) will let governance users create and maintain column_rules.csv, matching_rules.csv, and survivorship rules through the same approval chains, rather than a direct file edit. Until that screen exists, editing these seed files remains an unreviewed, unversioned direct edit, as noted above.</w:t>
       </w:r>
     </w:p>
     <w:p>

--- a/Enterprise_Readiness_Assessment.docx
+++ b/Enterprise_Readiness_Assessment.docx
@@ -278,7 +278,7 @@
           <w:iCs/>
           <w:color w:val="5B6770"/>
         </w:rPr>
-        <w:t xml:space="preserve">Update (July 2026): tier and threshold configuration is now metadata-driven (dbt_project/seeds/matching_thresholds.csv and matching_rules.csv), rather than hardcoded constants in scripts/generate_matches.py -- adding a tier, changing which fields an existing tier compares, or recalibrating a threshold is now a seed-data change, not a code change (see the Design Document, Section 3.3.1). This closes the "confidence tiers" half of the original gap above -- tiers themselves are configurable now -- but phonetic algorithms, genuinely configurable per-field match weights within a tier, and an ML-based/learned confidence model remain open requirements, as noted above.</w:t>
+        <w:t xml:space="preserve">Update (July 2026): tier and threshold configuration is now metadata-driven (bus_rules.matching_thresholds and bus_rules.matching_rules — DB-native tables, migrated off their original dbt seed CSVs, and editable at runtime through the Rules Configuration screen under maker-checker approval), rather than hardcoded constants in scripts/generate_matches.py -- adding a tier, changing which fields an existing tier compares, or recalibrating a threshold is now a governed, approved application change, not a code change or a raw file edit (see the Design Document, Sections 3.3.1 and 4.2). This closes the "confidence tiers" half of the original gap above -- tiers themselves are configurable now -- but phonetic algorithms, genuinely configurable per-field match weights within a tier, and an ML-based/learned confidence model remain open requirements, as noted above.</w:t>
       </w:r>
     </w:p>
     <w:p>
@@ -292,45 +292,6 @@
       </w:pPr>
       <w:r>
         <w:t xml:space="preserve">Move survivorship from whole-record (“most recent source wins”) to attribute-level survivorship, with per-column trust and precedence rules — the current design overwrites good data in non-winning fields.</w:t>
-      </w:r>
-    </w:p>
-    <w:p>
-      <w:pPr>
-        <w:pStyle w:val="ListParagraph"/>
-        <w:numPr>
-          <w:ilvl w:val="0"/>
-          <w:numId w:val="2"/>
-        </w:numPr>
-        <w:spacing w:after="100"/>
-      </w:pPr>
-      <w:r>
-        <w:t xml:space="preserve">Add merge/unmerge (split) capability so stewards can reverse an incorrect automatic merge, which the current design has no path to undo.</w:t>
-      </w:r>
-    </w:p>
-    <w:p>
-      <w:pPr>
-        <w:pStyle w:val="ListParagraph"/>
-        <w:numPr>
-          <w:ilvl w:val="0"/>
-          <w:numId w:val="2"/>
-        </w:numPr>
-        <w:spacing w:after="100"/>
-      </w:pPr>
-      <w:r>
-        <w:t xml:space="preserve">Guarantee stable golden IDs across batch and real-time paths; today, IDs generated by real-time reprocessing can diverge from what a full dbt run would assign, which breaks the assumption that a golden ID is a durable key for downstream systems. Real-time reprocessing also still only runs the deterministic tier — it does not run the fuzzy embedding-similarity tier at all, so a correction that would only be caught by fuzzy matching won't be found until the next batch rebuild.</w:t>
-      </w:r>
-    </w:p>
-    <w:p>
-      <w:pPr>
-        <w:pStyle w:val="ListParagraph"/>
-        <w:numPr>
-          <w:ilvl w:val="0"/>
-          <w:numId w:val="2"/>
-        </w:numPr>
-        <w:spacing w:after="100"/>
-      </w:pPr>
-      <w:r>
-        <w:t xml:space="preserve">Log rule-override status on steward corrections; corrections currently skip re-validation entirely (an intentional human-in-the-loop demo shortcut), but an enterprise audit trail should still record when an approved correction violates a standing data quality rule.</w:t>
       </w:r>
     </w:p>
     <w:p>
@@ -343,28 +304,46 @@
           <w:iCs/>
           <w:color w:val="5B6770"/>
         </w:rPr>
-        <w:t xml:space="preserve">Update (July 2026): a gold-layer audit trail now exists (see the Design Document, Section 3.6) — every golden record’s creation, edit (manual or systemic), and logical delete is captured in an append-only audit.audit_trail table with before/after field values, the acting user or system, and a reason, readable via GET /api/v1/customers/{golden_id}/audit-trail. This closes the general “no audit trail” gap for gold-layer changes, but it does not yet specifically flag when an approved correction overrode a failing validation rule — that narrower tagging remains an open item.</w:t>
-      </w:r>
-    </w:p>
-    <w:p>
-      <w:pPr>
-        <w:pStyle w:val="ListParagraph"/>
-        <w:numPr>
-          <w:ilvl w:val="0"/>
-          <w:numId w:val="2"/>
-        </w:numPr>
-        <w:spacing w:after="100"/>
-      </w:pPr>
-      <w:r>
-        <w:t xml:space="preserve">Derive the lineage graph from actual pipeline execution metadata rather than statically seeded CSVs, which can silently drift from what the pipeline really does (already happened once with wildcard lineage nodes).</w:t>
-      </w:r>
-    </w:p>
-    <w:p>
-      <w:pPr>
-        <w:pStyle w:val="Heading1"/>
-      </w:pPr>
-      <w:r>
-        <w:t xml:space="preserve">3. Data Quality &amp; Governance</w:t>
+        <w:t xml:space="preserve">Update (July 2026): survivorship is now attribute-level (see the Design Document, Section 3.3.2) — each of the ten editable gold columns is won independently by whichever contributing source best satisfies that column’s own configurable rule in a new bus_rules.survivorship_rules table (most_common, most_complete, oldest, newest, or pattern_match), with a fixed, non-configurable most-recently-modified/CRM-preferred tie-break when a rule doesn’t produce a clean winner. All columns default to newest, reproducing the old whole-record behavior until a governance user tunes a specific column. This closes the "whole-record overwrites good data in non-winning fields" gap above. One gap remains and is accepted rather than fixed: there is no cross-column consistency check, so a golden record could in theory draw one column from one source and another column from a different source even if that exact pairing would never occur together in any single real source record — a production system would likely want a "prefer values from the same winning source when reasonably possible" refinement.</w:t>
+      </w:r>
+    </w:p>
+    <w:p>
+      <w:pPr>
+        <w:pStyle w:val="ListParagraph"/>
+        <w:numPr>
+          <w:ilvl w:val="0"/>
+          <w:numId w:val="2"/>
+        </w:numPr>
+        <w:spacing w:after="100"/>
+      </w:pPr>
+      <w:r>
+        <w:t xml:space="preserve">Add merge/unmerge (split) capability so stewards can reverse an incorrect automatic merge, which the current design has no path to undo.</w:t>
+      </w:r>
+    </w:p>
+    <w:p>
+      <w:pPr>
+        <w:pStyle w:val="ListParagraph"/>
+        <w:numPr>
+          <w:ilvl w:val="0"/>
+          <w:numId w:val="2"/>
+        </w:numPr>
+        <w:spacing w:after="100"/>
+      </w:pPr>
+      <w:r>
+        <w:t xml:space="preserve">Guarantee stable golden IDs across batch and real-time paths; today, IDs generated by real-time reprocessing can diverge from what a full dbt run would assign, which breaks the assumption that a golden ID is a durable key for downstream systems. Real-time reprocessing also still only runs the deterministic tier — it does not run the fuzzy embedding-similarity tier at all, so a correction that would only be caught by fuzzy matching won't be found until the next batch rebuild.</w:t>
+      </w:r>
+    </w:p>
+    <w:p>
+      <w:pPr>
+        <w:pStyle w:val="ListParagraph"/>
+        <w:numPr>
+          <w:ilvl w:val="0"/>
+          <w:numId w:val="2"/>
+        </w:numPr>
+        <w:spacing w:after="100"/>
+      </w:pPr>
+      <w:r>
+        <w:t xml:space="preserve">Log rule-override status on steward corrections; corrections currently skip re-validation entirely (an intentional human-in-the-loop demo shortcut), but an enterprise audit trail should still record when an approved correction violates a standing data quality rule.</w:t>
       </w:r>
     </w:p>
     <w:p>
@@ -377,59 +356,20 @@
           <w:iCs/>
           <w:color w:val="5B6770"/>
         </w:rPr>
-        <w:t xml:space="preserve">The rules engine and lineage graph are good conceptual scaffolding, but both are simplified to fit a demo’s scope and would need real tooling behind them.</w:t>
-      </w:r>
-    </w:p>
-    <w:p>
-      <w:pPr>
-        <w:pStyle w:val="ListParagraph"/>
-        <w:numPr>
-          <w:ilvl w:val="0"/>
-          <w:numId w:val="2"/>
-        </w:numPr>
-        <w:spacing w:after="100"/>
-      </w:pPr>
-      <w:r>
-        <w:t xml:space="preserve">Replace the hardcoded SQL interpretation of column_rules.csv with a pluggable, versioned rule-execution framework (e.g., Great Expectations, Soda, or a custom rules DSL) supporting rollback and change history.</w:t>
-      </w:r>
-    </w:p>
-    <w:p>
-      <w:pPr>
-        <w:pStyle w:val="ListParagraph"/>
-        <w:numPr>
-          <w:ilvl w:val="0"/>
-          <w:numId w:val="2"/>
-        </w:numPr>
-        <w:spacing w:after="100"/>
-      </w:pPr>
-      <w:r>
-        <w:t xml:space="preserve">Add data quality scorecards and SLA tracking — validation pass rate, match rate, duplicate rate — trended over time, not just a point-in-time exception queue.</w:t>
-      </w:r>
-    </w:p>
-    <w:p>
-      <w:pPr>
-        <w:pStyle w:val="ListParagraph"/>
-        <w:numPr>
-          <w:ilvl w:val="0"/>
-          <w:numId w:val="2"/>
-        </w:numPr>
-        <w:spacing w:after="100"/>
-      </w:pPr>
-      <w:r>
-        <w:t xml:space="preserve">Federate lineage and business glossary metadata into an enterprise catalog (Collibra, Alation, or an open-source equivalent) instead of keeping it local to this application.</w:t>
-      </w:r>
-    </w:p>
-    <w:p>
-      <w:pPr>
-        <w:pStyle w:val="ListParagraph"/>
-        <w:numPr>
-          <w:ilvl w:val="0"/>
-          <w:numId w:val="2"/>
-        </w:numPr>
-        <w:spacing w:after="100"/>
-      </w:pPr>
-      <w:r>
-        <w:t xml:space="preserve">Add data retention, archival, and right-to-be-forgotten workflows (GDPR/CCPA) — soft-delete, anonymization, and purge are not implemented for source or golden records.</w:t>
+        <w:t xml:space="preserve">Update (July 2026): a gold-layer audit trail now exists (see the Design Document, Section 3.6) — every golden record’s creation, edit (manual or systemic), and logical delete is captured in an append-only audit.audit_trail table with before/after field values, the acting user or system, and a reason, readable via GET /api/v1/customers/{golden_id}/audit-trail. This closes the general “no audit trail” gap for gold-layer changes, but it does not yet specifically flag when an approved correction overrode a failing validation rule — that narrower tagging remains an open item.</w:t>
+      </w:r>
+    </w:p>
+    <w:p>
+      <w:pPr>
+        <w:pStyle w:val="ListParagraph"/>
+        <w:numPr>
+          <w:ilvl w:val="0"/>
+          <w:numId w:val="2"/>
+        </w:numPr>
+        <w:spacing w:after="100"/>
+      </w:pPr>
+      <w:r>
+        <w:t xml:space="preserve">Derive the lineage graph from actual pipeline execution metadata rather than statically seeded CSVs, which can silently drift from what the pipeline really does (already happened once with wildcard lineage nodes).</w:t>
       </w:r>
     </w:p>
     <w:p>
@@ -437,7 +377,7 @@
         <w:pStyle w:val="Heading1"/>
       </w:pPr>
       <w:r>
-        <w:t xml:space="preserve">4. Security &amp; Identity</w:t>
+        <w:t xml:space="preserve">3. Data Quality &amp; Governance</w:t>
       </w:r>
     </w:p>
     <w:p>
@@ -450,7 +390,67 @@
           <w:iCs/>
           <w:color w:val="5B6770"/>
         </w:rPr>
-        <w:t xml:space="preserve">Authentication is a from-scratch, demo-scoped implementation by design. None of it is wrong for a portfolio project, but every item below is a hard requirement before this could hold real customer data.</w:t>
+        <w:t xml:space="preserve">The rules engine and lineage graph are good conceptual scaffolding, but both are simplified to fit a demo’s scope and would need real tooling behind them.</w:t>
+      </w:r>
+    </w:p>
+    <w:p>
+      <w:pPr>
+        <w:pStyle w:val="ListParagraph"/>
+        <w:numPr>
+          <w:ilvl w:val="0"/>
+          <w:numId w:val="2"/>
+        </w:numPr>
+        <w:spacing w:after="100"/>
+      </w:pPr>
+      <w:r>
+        <w:t xml:space="preserve">Replace the hardcoded SQL interpretation of bus_rules.column_rules with a pluggable, versioned rule-execution framework (e.g., Great Expectations, Soda, or a custom rules DSL) supporting rollback and change history.</w:t>
+      </w:r>
+    </w:p>
+    <w:p>
+      <w:pPr>
+        <w:pStyle w:val="ListParagraph"/>
+        <w:numPr>
+          <w:ilvl w:val="0"/>
+          <w:numId w:val="2"/>
+        </w:numPr>
+        <w:spacing w:after="100"/>
+      </w:pPr>
+      <w:r>
+        <w:t xml:space="preserve">Add data quality scorecards and SLA tracking — validation pass rate, match rate, duplicate rate — trended over time, not just a point-in-time exception queue.</w:t>
+      </w:r>
+    </w:p>
+    <w:p>
+      <w:pPr>
+        <w:pStyle w:val="ListParagraph"/>
+        <w:numPr>
+          <w:ilvl w:val="0"/>
+          <w:numId w:val="2"/>
+        </w:numPr>
+        <w:spacing w:after="100"/>
+      </w:pPr>
+      <w:r>
+        <w:t xml:space="preserve">Federate lineage and business glossary metadata into an enterprise catalog (Collibra, Alation, or an open-source equivalent) instead of keeping it local to this application.</w:t>
+      </w:r>
+    </w:p>
+    <w:p>
+      <w:pPr>
+        <w:pStyle w:val="ListParagraph"/>
+        <w:numPr>
+          <w:ilvl w:val="0"/>
+          <w:numId w:val="2"/>
+        </w:numPr>
+        <w:spacing w:after="100"/>
+      </w:pPr>
+      <w:r>
+        <w:t xml:space="preserve">Add data retention, archival, and right-to-be-forgotten workflows (GDPR/CCPA) — soft-delete, anonymization, and purge are not implemented for source or golden records.</w:t>
+      </w:r>
+    </w:p>
+    <w:p>
+      <w:pPr>
+        <w:pStyle w:val="Heading1"/>
+      </w:pPr>
+      <w:r>
+        <w:t xml:space="preserve">4. Security &amp; Identity</w:t>
       </w:r>
     </w:p>
     <w:p>
@@ -463,46 +463,7 @@
           <w:iCs/>
           <w:color w:val="5B6770"/>
         </w:rPr>
-        <w:t xml:space="preserve">Update (July 2026): the Data Stewardship Console was previously unauthenticated; it now requires sign-in and enforces the dataSteward/dataOwner role check (see the Design Document, Sections 4.1 and 7.2), sharing a browser-side session token with the Portal so a user signs in once per browser session rather than twice. This closes that specific internal gap, but it is lightweight app-level session sharing, not the enterprise SSO/SAML/OIDC federation called for below, which remains an open requirement.</w:t>
-      </w:r>
-    </w:p>
-    <w:p>
-      <w:pPr>
-        <w:pStyle w:val="ListParagraph"/>
-        <w:numPr>
-          <w:ilvl w:val="0"/>
-          <w:numId w:val="2"/>
-        </w:numPr>
-        <w:spacing w:after="100"/>
-      </w:pPr>
-      <w:r>
-        <w:t xml:space="preserve">Replace bcrypt + bearer tokens with enterprise SSO/SAML/OIDC via an identity provider (Okta, Azure AD, PingFederate), plus MFA and short-lived access tokens with refresh tokens instead of a flat 8-hour session.</w:t>
-      </w:r>
-    </w:p>
-    <w:p>
-      <w:pPr>
-        <w:pStyle w:val="ListParagraph"/>
-        <w:numPr>
-          <w:ilvl w:val="0"/>
-          <w:numId w:val="2"/>
-        </w:numPr>
-        <w:spacing w:after="100"/>
-      </w:pPr>
-      <w:r>
-        <w:t xml:space="preserve">Add field-level masking and attribute-based access control — the current read/read_write/none gold_access flag is coarse; PII fields (SSN, DOB, etc.) typically need masking independent of general read access, especially with four distinct roles now in play.</w:t>
-      </w:r>
-    </w:p>
-    <w:p>
-      <w:pPr>
-        <w:pStyle w:val="ListParagraph"/>
-        <w:numPr>
-          <w:ilvl w:val="0"/>
-          <w:numId w:val="2"/>
-        </w:numPr>
-        <w:spacing w:after="100"/>
-      </w:pPr>
-      <w:r>
-        <w:t xml:space="preserve">Log who viewed sensitive records, not just who edited them — required for SOX/GDPR/HIPAA-style compliance depending on the data domain.</w:t>
+        <w:t xml:space="preserve">Authentication is a from-scratch, demo-scoped implementation by design. None of it is wrong for a portfolio project, but every item below is a hard requirement before this could hold real customer data.</w:t>
       </w:r>
     </w:p>
     <w:p>
@@ -515,41 +476,46 @@
           <w:iCs/>
           <w:color w:val="5B6770"/>
         </w:rPr>
-        <w:t xml:space="preserve">Update (July 2026): the new gold-layer audit trail (Design Document, Section 3.6) records every creation, edit, and logical delete with actor attribution, but — consistent with the gap noted above — it does not log read/view access; who viewed a sensitive record is still not captured anywhere in the system.</w:t>
-      </w:r>
-    </w:p>
-    <w:p>
-      <w:pPr>
-        <w:pStyle w:val="ListParagraph"/>
-        <w:numPr>
-          <w:ilvl w:val="0"/>
-          <w:numId w:val="2"/>
-        </w:numPr>
-        <w:spacing w:after="100"/>
-      </w:pPr>
-      <w:r>
-        <w:t xml:space="preserve">Move secrets (e.g., ANTHROPIC_API_KEY) out of plain environment variables and into a secrets manager (Vault, AWS Secrets Manager, Azure Key Vault).</w:t>
-      </w:r>
-    </w:p>
-    <w:p>
-      <w:pPr>
-        <w:pStyle w:val="ListParagraph"/>
-        <w:numPr>
-          <w:ilvl w:val="0"/>
-          <w:numId w:val="2"/>
-        </w:numPr>
-        <w:spacing w:after="100"/>
-      </w:pPr>
-      <w:r>
-        <w:t xml:space="preserve">Add rate limiting, a WAF, and systematic input validation hardening at the API layer.</w:t>
-      </w:r>
-    </w:p>
-    <w:p>
-      <w:pPr>
-        <w:pStyle w:val="Heading1"/>
-      </w:pPr>
-      <w:r>
-        <w:t xml:space="preserve">5. API &amp; Integration</w:t>
+        <w:t xml:space="preserve">Update (July 2026): the Data Stewardship Console was previously unauthenticated; it now requires sign-in and enforces the dataSteward/dataOwner role check (see the Design Document, Sections 4.1 and 7.2), sharing a browser-side session token with the Portal so a user signs in once per browser session rather than twice. This closes that specific internal gap, but it is lightweight app-level session sharing, not the enterprise SSO/SAML/OIDC federation called for below, which remains an open requirement.</w:t>
+      </w:r>
+    </w:p>
+    <w:p>
+      <w:pPr>
+        <w:pStyle w:val="ListParagraph"/>
+        <w:numPr>
+          <w:ilvl w:val="0"/>
+          <w:numId w:val="2"/>
+        </w:numPr>
+        <w:spacing w:after="100"/>
+      </w:pPr>
+      <w:r>
+        <w:t xml:space="preserve">Replace bcrypt + bearer tokens with enterprise SSO/SAML/OIDC via an identity provider (Okta, Azure AD, PingFederate), plus MFA and short-lived access tokens with refresh tokens instead of a flat 8-hour session.</w:t>
+      </w:r>
+    </w:p>
+    <w:p>
+      <w:pPr>
+        <w:pStyle w:val="ListParagraph"/>
+        <w:numPr>
+          <w:ilvl w:val="0"/>
+          <w:numId w:val="2"/>
+        </w:numPr>
+        <w:spacing w:after="100"/>
+      </w:pPr>
+      <w:r>
+        <w:t xml:space="preserve">Add field-level masking and attribute-based access control — the current read/read_write/none gold_access flag is coarse; PII fields (SSN, DOB, etc.) typically need masking independent of general read access, especially with four distinct roles now in play.</w:t>
+      </w:r>
+    </w:p>
+    <w:p>
+      <w:pPr>
+        <w:pStyle w:val="ListParagraph"/>
+        <w:numPr>
+          <w:ilvl w:val="0"/>
+          <w:numId w:val="2"/>
+        </w:numPr>
+        <w:spacing w:after="100"/>
+      </w:pPr>
+      <w:r>
+        <w:t xml:space="preserve">Log who viewed sensitive records, not just who edited them — required for SOX/GDPR/HIPAA-style compliance depending on the data domain.</w:t>
       </w:r>
     </w:p>
     <w:p>
@@ -562,59 +528,33 @@
           <w:iCs/>
           <w:color w:val="5B6770"/>
         </w:rPr>
-        <w:t xml:space="preserve">The REST API is a clean, well-documented surface for a demo, but enterprise consumers need more than point-in-time CRUD over HTTP.</w:t>
-      </w:r>
-    </w:p>
-    <w:p>
-      <w:pPr>
-        <w:pStyle w:val="ListParagraph"/>
-        <w:numPr>
-          <w:ilvl w:val="0"/>
-          <w:numId w:val="2"/>
-        </w:numPr>
-        <w:spacing w:after="100"/>
-      </w:pPr>
-      <w:r>
-        <w:t xml:space="preserve">Adopt a formal API versioning and deprecation policy beyond the /v1 URL prefix convention, backed by contract tests.</w:t>
-      </w:r>
-    </w:p>
-    <w:p>
-      <w:pPr>
-        <w:pStyle w:val="ListParagraph"/>
-        <w:numPr>
-          <w:ilvl w:val="0"/>
-          <w:numId w:val="2"/>
-        </w:numPr>
-        <w:spacing w:after="100"/>
-      </w:pPr>
-      <w:r>
-        <w:t xml:space="preserve">Add event-driven integration (Kafka or an equivalent event bus) so downstream systems can subscribe to golden-record change events instead of polling REST endpoints.</w:t>
-      </w:r>
-    </w:p>
-    <w:p>
-      <w:pPr>
-        <w:pStyle w:val="ListParagraph"/>
-        <w:numPr>
-          <w:ilvl w:val="0"/>
-          <w:numId w:val="2"/>
-        </w:numPr>
-        <w:spacing w:after="100"/>
-      </w:pPr>
-      <w:r>
-        <w:t xml:space="preserve">Add bulk import/export endpoints — enterprise consumers frequently need batch operations, not just row-by-row calls.</w:t>
-      </w:r>
-    </w:p>
-    <w:p>
-      <w:pPr>
-        <w:pStyle w:val="ListParagraph"/>
-        <w:numPr>
-          <w:ilvl w:val="0"/>
-          <w:numId w:val="2"/>
-        </w:numPr>
-        <w:spacing w:after="100"/>
-      </w:pPr>
-      <w:r>
-        <w:t xml:space="preserve">Add idempotency keys on write endpoints so retried PUT/POST calls can’t cause duplicate processing in a distributed deployment.</w:t>
+        <w:t xml:space="preserve">Update (July 2026): the new gold-layer audit trail (Design Document, Section 3.6) records every creation, edit, and logical delete with actor attribution, but — consistent with the gap noted above — it does not log read/view access; who viewed a sensitive record is still not captured anywhere in the system.</w:t>
+      </w:r>
+    </w:p>
+    <w:p>
+      <w:pPr>
+        <w:pStyle w:val="ListParagraph"/>
+        <w:numPr>
+          <w:ilvl w:val="0"/>
+          <w:numId w:val="2"/>
+        </w:numPr>
+        <w:spacing w:after="100"/>
+      </w:pPr>
+      <w:r>
+        <w:t xml:space="preserve">Move secrets (e.g., ANTHROPIC_API_KEY) out of plain environment variables and into a secrets manager (Vault, AWS Secrets Manager, Azure Key Vault).</w:t>
+      </w:r>
+    </w:p>
+    <w:p>
+      <w:pPr>
+        <w:pStyle w:val="ListParagraph"/>
+        <w:numPr>
+          <w:ilvl w:val="0"/>
+          <w:numId w:val="2"/>
+        </w:numPr>
+        <w:spacing w:after="100"/>
+      </w:pPr>
+      <w:r>
+        <w:t xml:space="preserve">Add rate limiting, a WAF, and systematic input validation hardening at the API layer.</w:t>
       </w:r>
     </w:p>
     <w:p>
@@ -622,7 +562,7 @@
         <w:pStyle w:val="Heading1"/>
       </w:pPr>
       <w:r>
-        <w:t xml:space="preserve">6. Reliability &amp; Operations</w:t>
+        <w:t xml:space="preserve">5. API &amp; Integration</w:t>
       </w:r>
     </w:p>
     <w:p>
@@ -635,72 +575,59 @@
           <w:iCs/>
           <w:color w:val="5B6770"/>
         </w:rPr>
-        <w:t xml:space="preserve">There is currently no automated testing, monitoring, or disaster recovery story — acceptable for a local demo, disqualifying for production.</w:t>
-      </w:r>
-    </w:p>
-    <w:p>
-      <w:pPr>
-        <w:pStyle w:val="ListParagraph"/>
-        <w:numPr>
-          <w:ilvl w:val="0"/>
-          <w:numId w:val="2"/>
-        </w:numPr>
-        <w:spacing w:after="100"/>
-      </w:pPr>
-      <w:r>
-        <w:t xml:space="preserve">Add automated tests: dbt schema tests (unique, not_null, relationships) on the silver/gold models — currently only the bronze sources have a schema.yml — plus a pytest suite for the API.</w:t>
-      </w:r>
-    </w:p>
-    <w:p>
-      <w:pPr>
-        <w:pStyle w:val="ListParagraph"/>
-        <w:numPr>
-          <w:ilvl w:val="0"/>
-          <w:numId w:val="2"/>
-        </w:numPr>
-        <w:spacing w:after="100"/>
-      </w:pPr>
-      <w:r>
-        <w:t xml:space="preserve">Add structured logging, metrics (Prometheus/Datadog), and alerting; today, failures only surface in a local console.</w:t>
-      </w:r>
-    </w:p>
-    <w:p>
-      <w:pPr>
-        <w:pStyle w:val="ListParagraph"/>
-        <w:numPr>
-          <w:ilvl w:val="0"/>
-          <w:numId w:val="2"/>
-        </w:numPr>
-        <w:spacing w:after="100"/>
-      </w:pPr>
-      <w:r>
-        <w:t xml:space="preserve">Add a backup and disaster recovery plan (replication, point-in-time recovery, failover) — a single .duckdb file has none of this.</w:t>
-      </w:r>
-    </w:p>
-    <w:p>
-      <w:pPr>
-        <w:pStyle w:val="ListParagraph"/>
-        <w:numPr>
-          <w:ilvl w:val="0"/>
-          <w:numId w:val="2"/>
-        </w:numPr>
-        <w:spacing w:after="100"/>
-      </w:pPr>
-      <w:r>
-        <w:t xml:space="preserve">Run load and performance testing against realistic enterprise data volumes; the synthetic demo dataset is intentionally small.</w:t>
-      </w:r>
-    </w:p>
-    <w:p>
-      <w:pPr>
-        <w:pStyle w:val="ListParagraph"/>
-        <w:numPr>
-          <w:ilvl w:val="0"/>
-          <w:numId w:val="2"/>
-        </w:numPr>
-        <w:spacing w:after="100"/>
-      </w:pPr>
-      <w:r>
-        <w:t xml:space="preserve">Pin and vulnerability-scan all dependencies (pandas, numpy, scikit-learn, faker, fastapi, uvicorn, anthropic, and pydantic are currently unpinned in requirements.txt) using Dependabot, Snyk, or equivalent.</w:t>
+        <w:t xml:space="preserve">The REST API is a clean, well-documented surface for a demo, but enterprise consumers need more than point-in-time CRUD over HTTP.</w:t>
+      </w:r>
+    </w:p>
+    <w:p>
+      <w:pPr>
+        <w:pStyle w:val="ListParagraph"/>
+        <w:numPr>
+          <w:ilvl w:val="0"/>
+          <w:numId w:val="2"/>
+        </w:numPr>
+        <w:spacing w:after="100"/>
+      </w:pPr>
+      <w:r>
+        <w:t xml:space="preserve">Adopt a formal API versioning and deprecation policy beyond the /v1 URL prefix convention, backed by contract tests.</w:t>
+      </w:r>
+    </w:p>
+    <w:p>
+      <w:pPr>
+        <w:pStyle w:val="ListParagraph"/>
+        <w:numPr>
+          <w:ilvl w:val="0"/>
+          <w:numId w:val="2"/>
+        </w:numPr>
+        <w:spacing w:after="100"/>
+      </w:pPr>
+      <w:r>
+        <w:t xml:space="preserve">Add event-driven integration (Kafka or an equivalent event bus) so downstream systems can subscribe to golden-record change events instead of polling REST endpoints.</w:t>
+      </w:r>
+    </w:p>
+    <w:p>
+      <w:pPr>
+        <w:pStyle w:val="ListParagraph"/>
+        <w:numPr>
+          <w:ilvl w:val="0"/>
+          <w:numId w:val="2"/>
+        </w:numPr>
+        <w:spacing w:after="100"/>
+      </w:pPr>
+      <w:r>
+        <w:t xml:space="preserve">Add bulk import/export endpoints — enterprise consumers frequently need batch operations, not just row-by-row calls.</w:t>
+      </w:r>
+    </w:p>
+    <w:p>
+      <w:pPr>
+        <w:pStyle w:val="ListParagraph"/>
+        <w:numPr>
+          <w:ilvl w:val="0"/>
+          <w:numId w:val="2"/>
+        </w:numPr>
+        <w:spacing w:after="100"/>
+      </w:pPr>
+      <w:r>
+        <w:t xml:space="preserve">Add idempotency keys on write endpoints so retried PUT/POST calls can’t cause duplicate processing in a distributed deployment.</w:t>
       </w:r>
     </w:p>
     <w:p>
@@ -708,7 +635,7 @@
         <w:pStyle w:val="Heading1"/>
       </w:pPr>
       <w:r>
-        <w:t xml:space="preserve">7. Organizational &amp; Process Considerations</w:t>
+        <w:t xml:space="preserve">6. Reliability &amp; Operations</w:t>
       </w:r>
     </w:p>
     <w:p>
@@ -721,20 +648,80 @@
           <w:iCs/>
           <w:color w:val="5B6770"/>
         </w:rPr>
-        <w:t xml:space="preserve">Technology changes alone aren’t sufficient — enterprise MDM programs typically succeed or fail on governance process, not code.</w:t>
-      </w:r>
-    </w:p>
-    <w:p>
-      <w:pPr>
-        <w:pStyle w:val="ListParagraph"/>
-        <w:numPr>
-          <w:ilvl w:val="0"/>
-          <w:numId w:val="2"/>
-        </w:numPr>
-        <w:spacing w:after="100"/>
-      </w:pPr>
-      <w:r>
-        <w:t xml:space="preserve">Define a data stewardship RACI and SLA process — who approves what, escalation paths, and queue-aging targets — rather than a single flat exception queue.</w:t>
+        <w:t xml:space="preserve">There is currently no automated testing, monitoring, or disaster recovery story — acceptable for a local demo, disqualifying for production.</w:t>
+      </w:r>
+    </w:p>
+    <w:p>
+      <w:pPr>
+        <w:pStyle w:val="ListParagraph"/>
+        <w:numPr>
+          <w:ilvl w:val="0"/>
+          <w:numId w:val="2"/>
+        </w:numPr>
+        <w:spacing w:after="100"/>
+      </w:pPr>
+      <w:r>
+        <w:t xml:space="preserve">Add automated tests: dbt schema tests (unique, not_null, relationships) on the silver/gold models — currently only the bronze sources have a schema.yml — plus a pytest suite for the API.</w:t>
+      </w:r>
+    </w:p>
+    <w:p>
+      <w:pPr>
+        <w:pStyle w:val="ListParagraph"/>
+        <w:numPr>
+          <w:ilvl w:val="0"/>
+          <w:numId w:val="2"/>
+        </w:numPr>
+        <w:spacing w:after="100"/>
+      </w:pPr>
+      <w:r>
+        <w:t xml:space="preserve">Add structured logging, metrics (Prometheus/Datadog), and alerting; today, failures only surface in a local console.</w:t>
+      </w:r>
+    </w:p>
+    <w:p>
+      <w:pPr>
+        <w:pStyle w:val="ListParagraph"/>
+        <w:numPr>
+          <w:ilvl w:val="0"/>
+          <w:numId w:val="2"/>
+        </w:numPr>
+        <w:spacing w:after="100"/>
+      </w:pPr>
+      <w:r>
+        <w:t xml:space="preserve">Add a backup and disaster recovery plan (replication, point-in-time recovery, failover) — a single .duckdb file has none of this.</w:t>
+      </w:r>
+    </w:p>
+    <w:p>
+      <w:pPr>
+        <w:pStyle w:val="ListParagraph"/>
+        <w:numPr>
+          <w:ilvl w:val="0"/>
+          <w:numId w:val="2"/>
+        </w:numPr>
+        <w:spacing w:after="100"/>
+      </w:pPr>
+      <w:r>
+        <w:t xml:space="preserve">Run load and performance testing against realistic enterprise data volumes; the synthetic demo dataset is intentionally small.</w:t>
+      </w:r>
+    </w:p>
+    <w:p>
+      <w:pPr>
+        <w:pStyle w:val="ListParagraph"/>
+        <w:numPr>
+          <w:ilvl w:val="0"/>
+          <w:numId w:val="2"/>
+        </w:numPr>
+        <w:spacing w:after="100"/>
+      </w:pPr>
+      <w:r>
+        <w:t xml:space="preserve">Pin and vulnerability-scan all dependencies (pandas, numpy, scikit-learn, faker, fastapi, uvicorn, anthropic, and pydantic are currently unpinned in requirements.txt) using Dependabot, Snyk, or equivalent.</w:t>
+      </w:r>
+    </w:p>
+    <w:p>
+      <w:pPr>
+        <w:pStyle w:val="Heading1"/>
+      </w:pPr>
+      <w:r>
+        <w:t xml:space="preserve">7. Organizational &amp; Process Considerations</w:t>
       </w:r>
     </w:p>
     <w:p>
@@ -747,20 +734,20 @@
           <w:iCs/>
           <w:color w:val="5B6770"/>
         </w:rPr>
-        <w:t xml:space="preserve">Update (July 2026): a generic maker-checker approval workflow engine now exists (Design Document, Section 4.4), gating exception remediation, gold-record edits, Match Review confirmations, and user administration changes behind role-based approval chains (single-level quorums or sequential multi-level sign-off), with a maker never able to approve their own submission. This closes the “who approves what” half of the gap above for the actions it covers, but escalation paths, SLA/queue-aging targets, and a formal RACI document remain open requirements — the engine enforces who must decide, not how quickly.</w:t>
-      </w:r>
-    </w:p>
-    <w:p>
-      <w:pPr>
-        <w:pStyle w:val="ListParagraph"/>
-        <w:numPr>
-          <w:ilvl w:val="0"/>
-          <w:numId w:val="2"/>
-        </w:numPr>
-        <w:spacing w:after="100"/>
-      </w:pPr>
-      <w:r>
-        <w:t xml:space="preserve">Introduce change management for metadata changes; editing column_rules.csv or lineage_edges.csv today is a direct file edit with no review, approval, or version history.</w:t>
+        <w:t xml:space="preserve">Technology changes alone aren’t sufficient — enterprise MDM programs typically succeed or fail on governance process, not code.</w:t>
+      </w:r>
+    </w:p>
+    <w:p>
+      <w:pPr>
+        <w:pStyle w:val="ListParagraph"/>
+        <w:numPr>
+          <w:ilvl w:val="0"/>
+          <w:numId w:val="2"/>
+        </w:numPr>
+        <w:spacing w:after="100"/>
+      </w:pPr>
+      <w:r>
+        <w:t xml:space="preserve">Define a data stewardship RACI and SLA process — who approves what, escalation paths, and queue-aging targets — rather than a single flat exception queue.</w:t>
       </w:r>
     </w:p>
     <w:p>
@@ -773,7 +760,33 @@
           <w:iCs/>
           <w:color w:val="5B6770"/>
         </w:rPr>
-        <w:t xml:space="preserve">Update (July 2026): the same maker-checker engine is designed to extend to metadata changes themselves — a planned Rules Configuration screen (Data Governance, not yet built) will let governance users create and maintain column_rules.csv, matching_rules.csv, and survivorship rules through the same approval chains, rather than a direct file edit. Until that screen exists, editing these seed files remains an unreviewed, unversioned direct edit, as noted above.</w:t>
+        <w:t xml:space="preserve">Update (July 2026): a generic maker-checker approval workflow engine now exists (Design Document, Section 4.4), gating exception remediation, gold-record edits, Match Review confirmations, user administration changes, and — as of this update — Reference Data Maintenance and Rules Configuration changes, six workflows in total, behind role-based approval chains (single-level quorums or sequential multi-level sign-off), with a maker never able to approve their own submission. This closes the “who approves what” half of the gap above for the actions it covers, but escalation paths, SLA/queue-aging targets, and a formal RACI document remain open requirements — the engine enforces who must decide, not how quickly.</w:t>
+      </w:r>
+    </w:p>
+    <w:p>
+      <w:pPr>
+        <w:pStyle w:val="ListParagraph"/>
+        <w:numPr>
+          <w:ilvl w:val="0"/>
+          <w:numId w:val="2"/>
+        </w:numPr>
+        <w:spacing w:after="100"/>
+      </w:pPr>
+      <w:r>
+        <w:t xml:space="preserve">Introduce change management for metadata changes; editing lineage_edges.csv today is still a direct file edit with no review, approval, or version history (column rules, matching rules/thresholds, reference data, and survivorship rules now go through governed screens instead — see the Update below).</w:t>
+      </w:r>
+    </w:p>
+    <w:p>
+      <w:pPr>
+        <w:spacing w:after="160"/>
+      </w:pPr>
+      <w:r>
+        <w:rPr>
+          <w:i/>
+          <w:iCs/>
+          <w:color w:val="5B6770"/>
+        </w:rPr>
+        <w:t xml:space="preserve">Update (July 2026): Reference Data Maintenance and Rules Configuration are now built (Portal → Data Governance nav; see the Design Document, Sections 4.2 and 4.4). Governance users create, edit, and deactivate country/state reference codes, column rules, matching rules and thresholds, and the new survivorship rules directly in the app, and every write goes through the maker-checker engine — reference_data_change (1 Data Owner) for reference data, rules_config_change (a quorum of 2 different Data Owners, reflecting the higher risk of rules that govern what the pipeline rejects, matches, and survives) for the four rules tables — rather than an unreviewed, unversioned direct file edit and a dbt seed reload. This closes the change-management gap for those five metadata sets; lineage_edges.csv remains the one exception, still a direct file edit, as noted above.</w:t>
       </w:r>
     </w:p>
     <w:p>
@@ -1101,7 +1114,7 @@
                 <w:sz w:val="20"/>
                 <w:szCs w:val="20"/>
               </w:rPr>
-              <w:t xml:space="preserve">Advanced probabilistic/ML matching (phonetic algorithms, learned per-field weights) beyond the basic embedding-similarity tier now in place, attribute-level survivorship, merge/unmerge, stable golden IDs</w:t>
+              <w:t xml:space="preserve">Advanced probabilistic/ML matching (phonetic algorithms, learned per-field weights) beyond the basic embedding-similarity tier now in place, cross-column consistency for the attribute-level survivorship now in place, merge/unmerge, stable golden IDs</w:t>
             </w:r>
           </w:p>
         </w:tc>
